--- a/Space_News_22_09_2026.docx
+++ b/Space_News_22_09_2026.docx
@@ -302,7 +302,7 @@
           <w:b/>
           <w:sz w:val="26"/>
         </w:rPr>
-        <w:t>4. ESA and ISRO extend and broaden cooperation agreement - European Space Agency</w:t>
+        <w:t>4. Japanese lawmakers visit IISc, ISRO and BEL in Bengaluru - DD News</w:t>
       </w:r>
     </w:p>
     <w:p>
@@ -311,55 +311,6 @@
         <w:jc w:val="left"/>
       </w:pPr>
       <w:hyperlink r:id="rId15">
-        <w:r>
-          <w:rPr>
-            <w:color w:val="0000FF"/>
-            <w:u w:val="single"/>
-          </w:rPr>
-          <w:t>Read more</w:t>
-        </w:r>
-      </w:hyperlink>
-    </w:p>
-    <w:p>
-      <w:pPr>
-        <w:spacing w:after="120" w:line="276" w:lineRule="auto"/>
-        <w:jc w:val="both"/>
-      </w:pPr>
-      <w:r>
-        <w:rPr>
-          <w:rFonts w:ascii="Times New Roman" w:hAnsi="Times New Roman"/>
-          <w:sz w:val="24"/>
-        </w:rPr>
-        <w:t>ESA and ISRO extend and broaden cooperation agreement European Space Agency</w:t>
-      </w:r>
-    </w:p>
-    <w:p>
-      <w:pPr>
-        <w:pBdr>
-          <w:bottom w:val="single" w:sz="6" w:space="6" w:color="A6A6A6"/>
-        </w:pBdr>
-      </w:pPr>
-    </w:p>
-    <w:p/>
-    <w:p>
-      <w:pPr>
-        <w:spacing w:after="60"/>
-      </w:pPr>
-      <w:r>
-        <w:rPr>
-          <w:rFonts w:ascii="Times New Roman" w:hAnsi="Times New Roman"/>
-          <w:b/>
-          <w:sz w:val="26"/>
-        </w:rPr>
-        <w:t>5. Japanese lawmakers visit IISc, ISRO and BEL in Bengaluru - DD News</w:t>
-      </w:r>
-    </w:p>
-    <w:p>
-      <w:pPr>
-        <w:spacing w:after="80"/>
-        <w:jc w:val="left"/>
-      </w:pPr>
-      <w:hyperlink r:id="rId16">
         <w:r>
           <w:rPr>
             <w:color w:val="0000FF"/>
@@ -400,7 +351,7 @@
           <w:b/>
           <w:sz w:val="26"/>
         </w:rPr>
-        <w:t>6. ISRO, European Space Agency to focus on space weather, human &amp; robotic exploration - WION</w:t>
+        <w:t>5. ISRO, European Space Agency to focus on space weather, human &amp; robotic exploration - WION</w:t>
       </w:r>
     </w:p>
     <w:p>
@@ -408,7 +359,7 @@
         <w:spacing w:after="80"/>
         <w:jc w:val="left"/>
       </w:pPr>
-      <w:hyperlink r:id="rId17">
+      <w:hyperlink r:id="rId16">
         <w:r>
           <w:rPr>
             <w:color w:val="0000FF"/>
@@ -449,7 +400,7 @@
           <w:b/>
           <w:sz w:val="26"/>
         </w:rPr>
-        <w:t>7. Student-led missions deploy free-flying light sails from CubeSats in low Earth orbit</w:t>
+        <w:t>6. Student-led missions deploy free-flying light sails from CubeSats in low Earth orbit</w:t>
       </w:r>
     </w:p>
     <w:p>
@@ -457,7 +408,7 @@
         <w:spacing w:after="80"/>
         <w:jc w:val="left"/>
       </w:pPr>
-      <w:hyperlink r:id="rId18">
+      <w:hyperlink r:id="rId17">
         <w:r>
           <w:rPr>
             <w:color w:val="0000FF"/>
@@ -488,7 +439,7 @@
                     <pic:cNvPicPr/>
                   </pic:nvPicPr>
                   <pic:blipFill>
-                    <a:blip r:embed="rId19"/>
+                    <a:blip r:embed="rId18"/>
                     <a:stretch>
                       <a:fillRect/>
                     </a:stretch>
@@ -538,7 +489,7 @@
           <w:b/>
           <w:sz w:val="26"/>
         </w:rPr>
-        <w:t>8. Solar Orbiter catches the sun's missing high-speed vibrations</w:t>
+        <w:t>7. Solar Orbiter catches the sun's missing high-speed vibrations</w:t>
       </w:r>
     </w:p>
     <w:p>
@@ -546,7 +497,7 @@
         <w:spacing w:after="80"/>
         <w:jc w:val="left"/>
       </w:pPr>
-      <w:hyperlink r:id="rId20">
+      <w:hyperlink r:id="rId19">
         <w:r>
           <w:rPr>
             <w:color w:val="0000FF"/>
@@ -577,7 +528,7 @@
                     <pic:cNvPicPr/>
                   </pic:nvPicPr>
                   <pic:blipFill>
-                    <a:blip r:embed="rId21"/>
+                    <a:blip r:embed="rId20"/>
                     <a:stretch>
                       <a:fillRect/>
                     </a:stretch>

--- a/Space_News_22_09_2026.docx
+++ b/Space_News_22_09_2026.docx
@@ -155,7 +155,7 @@
           <w:b/>
           <w:sz w:val="26"/>
         </w:rPr>
-        <w:t>1. ISRO successfully conducts 2nd integrated air drop test for Gaganyaan mission - News On AIR</w:t>
+        <w:t>1. ISRO-ESA broaden co-operation agreement to include human and robotic exploration - The Hindu</w:t>
       </w:r>
     </w:p>
     <w:p>
@@ -175,52 +175,43 @@
     </w:p>
     <w:p>
       <w:pPr>
-        <w:spacing w:after="120" w:line="276" w:lineRule="auto"/>
-        <w:jc w:val="both"/>
+        <w:spacing w:after="120"/>
+        <w:jc w:val="center"/>
       </w:pPr>
       <w:r>
-        <w:rPr>
-          <w:rFonts w:ascii="Times New Roman" w:hAnsi="Times New Roman"/>
-          <w:sz w:val="24"/>
-        </w:rPr>
-        <w:t>ISRO successfully conducts 2nd integrated air drop test for Gaganyaan mission News On AIR</w:t>
+        <w:drawing>
+          <wp:inline xmlns:a="http://schemas.openxmlformats.org/drawingml/2006/main" xmlns:pic="http://schemas.openxmlformats.org/drawingml/2006/picture">
+            <wp:extent cx="4389120" cy="2468880"/>
+            <wp:docPr id="3" name="Picture 3"/>
+            <wp:cNvGraphicFramePr>
+              <a:graphicFrameLocks noChangeAspect="1"/>
+            </wp:cNvGraphicFramePr>
+            <a:graphic>
+              <a:graphicData uri="http://schemas.openxmlformats.org/drawingml/2006/picture">
+                <pic:pic>
+                  <pic:nvPicPr>
+                    <pic:cNvPr id="0" name="image.png"/>
+                    <pic:cNvPicPr/>
+                  </pic:nvPicPr>
+                  <pic:blipFill>
+                    <a:blip r:embed="rId13"/>
+                    <a:stretch>
+                      <a:fillRect/>
+                    </a:stretch>
+                  </pic:blipFill>
+                  <pic:spPr>
+                    <a:xfrm>
+                      <a:off x="0" y="0"/>
+                      <a:ext cx="4389120" cy="2468880"/>
+                    </a:xfrm>
+                    <a:prstGeom prst="rect"/>
+                  </pic:spPr>
+                </pic:pic>
+              </a:graphicData>
+            </a:graphic>
+          </wp:inline>
+        </w:drawing>
       </w:r>
-    </w:p>
-    <w:p>
-      <w:pPr>
-        <w:pBdr>
-          <w:bottom w:val="single" w:sz="6" w:space="6" w:color="A6A6A6"/>
-        </w:pBdr>
-      </w:pPr>
-    </w:p>
-    <w:p/>
-    <w:p>
-      <w:pPr>
-        <w:spacing w:after="60"/>
-      </w:pPr>
-      <w:r>
-        <w:rPr>
-          <w:rFonts w:ascii="Times New Roman" w:hAnsi="Times New Roman"/>
-          <w:b/>
-          <w:sz w:val="26"/>
-        </w:rPr>
-        <w:t>2. ISRO-ESA broaden co-operation agreement to include human and robotic exploration - The Hindu</w:t>
-      </w:r>
-    </w:p>
-    <w:p>
-      <w:pPr>
-        <w:spacing w:after="80"/>
-        <w:jc w:val="left"/>
-      </w:pPr>
-      <w:hyperlink r:id="rId13">
-        <w:r>
-          <w:rPr>
-            <w:color w:val="0000FF"/>
-            <w:u w:val="single"/>
-          </w:rPr>
-          <w:t>Read more</w:t>
-        </w:r>
-      </w:hyperlink>
     </w:p>
     <w:p>
       <w:pPr>
@@ -253,7 +244,7 @@
           <w:b/>
           <w:sz w:val="26"/>
         </w:rPr>
-        <w:t>3. Isro and European Space Agency extend space cooperation agreement until 2032 - India Today</w:t>
+        <w:t>2. Isro and European Space Agency extend space cooperation agreement until 2032 - India Today</w:t>
       </w:r>
     </w:p>
     <w:p>
@@ -270,6 +261,46 @@
           <w:t>Read more</w:t>
         </w:r>
       </w:hyperlink>
+    </w:p>
+    <w:p>
+      <w:pPr>
+        <w:spacing w:after="120"/>
+        <w:jc w:val="center"/>
+      </w:pPr>
+      <w:r>
+        <w:drawing>
+          <wp:inline xmlns:a="http://schemas.openxmlformats.org/drawingml/2006/main" xmlns:pic="http://schemas.openxmlformats.org/drawingml/2006/picture">
+            <wp:extent cx="4389120" cy="2468085"/>
+            <wp:docPr id="4" name="Picture 4"/>
+            <wp:cNvGraphicFramePr>
+              <a:graphicFrameLocks noChangeAspect="1"/>
+            </wp:cNvGraphicFramePr>
+            <a:graphic>
+              <a:graphicData uri="http://schemas.openxmlformats.org/drawingml/2006/picture">
+                <pic:pic>
+                  <pic:nvPicPr>
+                    <pic:cNvPr id="0" name="image.png"/>
+                    <pic:cNvPicPr/>
+                  </pic:nvPicPr>
+                  <pic:blipFill>
+                    <a:blip r:embed="rId15"/>
+                    <a:stretch>
+                      <a:fillRect/>
+                    </a:stretch>
+                  </pic:blipFill>
+                  <pic:spPr>
+                    <a:xfrm>
+                      <a:off x="0" y="0"/>
+                      <a:ext cx="4389120" cy="2468085"/>
+                    </a:xfrm>
+                    <a:prstGeom prst="rect"/>
+                  </pic:spPr>
+                </pic:pic>
+              </a:graphicData>
+            </a:graphic>
+          </wp:inline>
+        </w:drawing>
+      </w:r>
     </w:p>
     <w:p>
       <w:pPr>
@@ -302,7 +333,7 @@
           <w:b/>
           <w:sz w:val="26"/>
         </w:rPr>
-        <w:t>4. Japanese lawmakers visit IISc, ISRO and BEL in Bengaluru - DD News</w:t>
+        <w:t>3. Japanese lawmakers visit IISc, ISRO and BEL in Bengaluru - DD News</w:t>
       </w:r>
     </w:p>
     <w:p>
@@ -310,7 +341,7 @@
         <w:spacing w:after="80"/>
         <w:jc w:val="left"/>
       </w:pPr>
-      <w:hyperlink r:id="rId15">
+      <w:hyperlink r:id="rId16">
         <w:r>
           <w:rPr>
             <w:color w:val="0000FF"/>
@@ -351,7 +382,7 @@
           <w:b/>
           <w:sz w:val="26"/>
         </w:rPr>
-        <w:t>5. ISRO, European Space Agency to focus on space weather, human &amp; robotic exploration - WION</w:t>
+        <w:t>4. ISRO, European Space Agency to focus on space weather, human &amp; robotic exploration - WION</w:t>
       </w:r>
     </w:p>
     <w:p>
@@ -359,7 +390,7 @@
         <w:spacing w:after="80"/>
         <w:jc w:val="left"/>
       </w:pPr>
-      <w:hyperlink r:id="rId16">
+      <w:hyperlink r:id="rId17">
         <w:r>
           <w:rPr>
             <w:color w:val="0000FF"/>
@@ -368,6 +399,46 @@
           <w:t>Read more</w:t>
         </w:r>
       </w:hyperlink>
+    </w:p>
+    <w:p>
+      <w:pPr>
+        <w:spacing w:after="120"/>
+        <w:jc w:val="center"/>
+      </w:pPr>
+      <w:r>
+        <w:drawing>
+          <wp:inline xmlns:a="http://schemas.openxmlformats.org/drawingml/2006/main" xmlns:pic="http://schemas.openxmlformats.org/drawingml/2006/picture">
+            <wp:extent cx="4389120" cy="2430475"/>
+            <wp:docPr id="5" name="Picture 5"/>
+            <wp:cNvGraphicFramePr>
+              <a:graphicFrameLocks noChangeAspect="1"/>
+            </wp:cNvGraphicFramePr>
+            <a:graphic>
+              <a:graphicData uri="http://schemas.openxmlformats.org/drawingml/2006/picture">
+                <pic:pic>
+                  <pic:nvPicPr>
+                    <pic:cNvPr id="0" name="image.png"/>
+                    <pic:cNvPicPr/>
+                  </pic:nvPicPr>
+                  <pic:blipFill>
+                    <a:blip r:embed="rId18"/>
+                    <a:stretch>
+                      <a:fillRect/>
+                    </a:stretch>
+                  </pic:blipFill>
+                  <pic:spPr>
+                    <a:xfrm>
+                      <a:off x="0" y="0"/>
+                      <a:ext cx="4389120" cy="2430475"/>
+                    </a:xfrm>
+                    <a:prstGeom prst="rect"/>
+                  </pic:spPr>
+                </pic:pic>
+              </a:graphicData>
+            </a:graphic>
+          </wp:inline>
+        </w:drawing>
+      </w:r>
     </w:p>
     <w:p>
       <w:pPr>
@@ -400,7 +471,7 @@
           <w:b/>
           <w:sz w:val="26"/>
         </w:rPr>
-        <w:t>6. Student-led missions deploy free-flying light sails from CubeSats in low Earth orbit</w:t>
+        <w:t>5. Student-led missions deploy free-flying light sails from CubeSats in low Earth orbit</w:t>
       </w:r>
     </w:p>
     <w:p>
@@ -408,7 +479,7 @@
         <w:spacing w:after="80"/>
         <w:jc w:val="left"/>
       </w:pPr>
-      <w:hyperlink r:id="rId17">
+      <w:hyperlink r:id="rId19">
         <w:r>
           <w:rPr>
             <w:color w:val="0000FF"/>
@@ -427,7 +498,7 @@
         <w:drawing>
           <wp:inline xmlns:a="http://schemas.openxmlformats.org/drawingml/2006/main" xmlns:pic="http://schemas.openxmlformats.org/drawingml/2006/picture">
             <wp:extent cx="4389120" cy="4389120"/>
-            <wp:docPr id="3" name="Picture 3"/>
+            <wp:docPr id="6" name="Picture 6"/>
             <wp:cNvGraphicFramePr>
               <a:graphicFrameLocks noChangeAspect="1"/>
             </wp:cNvGraphicFramePr>
@@ -439,7 +510,7 @@
                     <pic:cNvPicPr/>
                   </pic:nvPicPr>
                   <pic:blipFill>
-                    <a:blip r:embed="rId18"/>
+                    <a:blip r:embed="rId20"/>
                     <a:stretch>
                       <a:fillRect/>
                     </a:stretch>
@@ -489,7 +560,7 @@
           <w:b/>
           <w:sz w:val="26"/>
         </w:rPr>
-        <w:t>7. Solar Orbiter catches the sun's missing high-speed vibrations</w:t>
+        <w:t>6. Solar Orbiter catches the sun's missing high-speed vibrations</w:t>
       </w:r>
     </w:p>
     <w:p>
@@ -497,7 +568,7 @@
         <w:spacing w:after="80"/>
         <w:jc w:val="left"/>
       </w:pPr>
-      <w:hyperlink r:id="rId19">
+      <w:hyperlink r:id="rId21">
         <w:r>
           <w:rPr>
             <w:color w:val="0000FF"/>
@@ -516,7 +587,7 @@
         <w:drawing>
           <wp:inline xmlns:a="http://schemas.openxmlformats.org/drawingml/2006/main" xmlns:pic="http://schemas.openxmlformats.org/drawingml/2006/picture">
             <wp:extent cx="4389120" cy="4389120"/>
-            <wp:docPr id="4" name="Picture 4"/>
+            <wp:docPr id="7" name="Picture 7"/>
             <wp:cNvGraphicFramePr>
               <a:graphicFrameLocks noChangeAspect="1"/>
             </wp:cNvGraphicFramePr>
@@ -528,7 +599,7 @@
                     <pic:cNvPicPr/>
                   </pic:nvPicPr>
                   <pic:blipFill>
-                    <a:blip r:embed="rId20"/>
+                    <a:blip r:embed="rId22"/>
                     <a:stretch>
                       <a:fillRect/>
                     </a:stretch>
